--- a/docs/GiftCompass_Final_Design_Document.docx
+++ b/docs/GiftCompass_Final_Design_Document.docx
@@ -4762,7 +4762,7 @@
         <w:spacing w:after="140" w:before="280"/>
       </w:pPr>
       <w:r>
-        <w:t xml:space="preserve">6.2 The human evaluation — protocol, not results</w:t>
+        <w:t xml:space="preserve">6.2 Human ratings</w:t>
       </w:r>
     </w:p>
     <w:p>
@@ -4770,74 +4770,7 @@
         <w:spacing w:after="120" w:before="0"/>
       </w:pPr>
       <w:r>
-        <w:rPr>
-          <w:b/>
-          <w:bCs/>
-        </w:rPr>
-        <w:t xml:space="preserve">These numbers do not exist yet, and this document will not invent them. </w:t>
-      </w:r>
-      <w:r>
-        <w:t xml:space="preserve">The harness produced a blind rating sheet of 30 items (data/evaluation/rating-sheet.csv). It does not say which system produced an item, so a rater cannot favour the full pipeline; the mapping lives in a separate key file.</w:t>
-      </w:r>
-    </w:p>
-    <w:p>
-      <w:pPr>
-        <w:pStyle w:val="ListParagraph"/>
-        <w:numPr>
-          <w:ilvl w:val="0"/>
-          <w:numId w:val="1"/>
-        </w:numPr>
-        <w:spacing w:after="80"/>
-      </w:pPr>
-      <w:r>
-        <w:t xml:space="preserve">Three teammates rate every item independently, without discussing.</w:t>
-      </w:r>
-    </w:p>
-    <w:p>
-      <w:pPr>
-        <w:pStyle w:val="ListParagraph"/>
-        <w:numPr>
-          <w:ilvl w:val="0"/>
-          <w:numId w:val="1"/>
-        </w:numPr>
-        <w:spacing w:after="80"/>
-      </w:pPr>
-      <w:r>
-        <w:t xml:space="preserve">relevance 0–2 — 0 wrong for this person, 1 plausible, 2 clearly right.</w:t>
-      </w:r>
-    </w:p>
-    <w:p>
-      <w:pPr>
-        <w:pStyle w:val="ListParagraph"/>
-        <w:numPr>
-          <w:ilvl w:val="0"/>
-          <w:numId w:val="1"/>
-        </w:numPr>
-        <w:spacing w:after="80"/>
-      </w:pPr>
-      <w:r>
-        <w:t xml:space="preserve">delightful y/n — would it be a pleasant surprise?</w:t>
-      </w:r>
-    </w:p>
-    <w:p>
-      <w:pPr>
-        <w:pStyle w:val="ListParagraph"/>
-        <w:numPr>
-          <w:ilvl w:val="0"/>
-          <w:numId w:val="1"/>
-        </w:numPr>
-        <w:spacing w:after="80"/>
-      </w:pPr>
-      <w:r>
-        <w:t xml:space="preserve">embarrassing y/n — would it be awkward for this relationship?</w:t>
-      </w:r>
-    </w:p>
-    <w:p>
-      <w:pPr>
-        <w:spacing w:after="120" w:before="100"/>
-      </w:pPr>
-      <w:r>
-        <w:t xml:space="preserve">Then npm run score joins the ratings back to the systems and fills this table. It refuses to compute anything until real ratings exist, and reports any invalid cell instead of guessing.</w:t>
+        <w:t xml:space="preserve">All 30 recommendations were rated against a blind sheet — it does not say which system produced an item. One rater completed it, so this is a single-rater pilot rather than the three-rater study the brief describes: there is no inter-rater agreement, and the blinding buys little when the rater built the system. It is one informed judgement of thirty suggestions.</w:t>
       </w:r>
     </w:p>
     <w:tbl>
@@ -4854,9 +4787,10 @@
       </w:tblPr>
       <w:tblGrid>
         <w:gridCol w:w="2400"/>
-        <w:gridCol w:w="2600"/>
-        <w:gridCol w:w="2000"/>
-        <w:gridCol w:w="2000"/>
+        <w:gridCol w:w="1400"/>
+        <w:gridCol w:w="2400"/>
+        <w:gridCol w:w="1400"/>
+        <w:gridCol w:w="1400"/>
       </w:tblGrid>
       <w:tr>
         <w:trPr>
@@ -4890,7 +4824,7 @@
         </w:tc>
         <w:tc>
           <w:tcPr>
-            <w:tcW w:type="dxa" w:w="2600"/>
+            <w:tcW w:type="dxa" w:w="1400"/>
             <w:shd w:fill="E2E8F0" w:val="clear"/>
             <w:tcMar>
               <w:top w:type="dxa" w:w="60"/>
@@ -4910,13 +4844,13 @@
                 <w:sz w:val="19"/>
                 <w:szCs w:val="19"/>
               </w:rPr>
-              <w:t xml:space="preserve">Mean relevance (0–2)</w:t>
-            </w:r>
-          </w:p>
-        </w:tc>
-        <w:tc>
-          <w:tcPr>
-            <w:tcW w:type="dxa" w:w="2000"/>
+              <w:t xml:space="preserve">Ratings</w:t>
+            </w:r>
+          </w:p>
+        </w:tc>
+        <w:tc>
+          <w:tcPr>
+            <w:tcW w:type="dxa" w:w="2400"/>
             <w:shd w:fill="E2E8F0" w:val="clear"/>
             <w:tcMar>
               <w:top w:type="dxa" w:w="60"/>
@@ -4936,13 +4870,13 @@
                 <w:sz w:val="19"/>
                 <w:szCs w:val="19"/>
               </w:rPr>
-              <w:t xml:space="preserve">Delightful %</w:t>
-            </w:r>
-          </w:p>
-        </w:tc>
-        <w:tc>
-          <w:tcPr>
-            <w:tcW w:type="dxa" w:w="2000"/>
+              <w:t xml:space="preserve">Mean relevance (0–2)</w:t>
+            </w:r>
+          </w:p>
+        </w:tc>
+        <w:tc>
+          <w:tcPr>
+            <w:tcW w:type="dxa" w:w="1400"/>
             <w:shd w:fill="E2E8F0" w:val="clear"/>
             <w:tcMar>
               <w:top w:type="dxa" w:w="60"/>
@@ -4962,7 +4896,33 @@
                 <w:sz w:val="19"/>
                 <w:szCs w:val="19"/>
               </w:rPr>
-              <w:t xml:space="preserve">Embarrassing %</w:t>
+              <w:t xml:space="preserve">Delightful</w:t>
+            </w:r>
+          </w:p>
+        </w:tc>
+        <w:tc>
+          <w:tcPr>
+            <w:tcW w:type="dxa" w:w="1400"/>
+            <w:shd w:fill="E2E8F0" w:val="clear"/>
+            <w:tcMar>
+              <w:top w:type="dxa" w:w="60"/>
+              <w:left w:type="dxa" w:w="90"/>
+              <w:bottom w:type="dxa" w:w="60"/>
+              <w:right w:type="dxa" w:w="90"/>
+            </w:tcMar>
+          </w:tcPr>
+          <w:p>
+            <w:pPr>
+              <w:spacing w:after="0"/>
+            </w:pPr>
+            <w:r>
+              <w:rPr>
+                <w:b/>
+                <w:bCs/>
+                <w:sz w:val="19"/>
+                <w:szCs w:val="19"/>
+              </w:rPr>
+              <w:t xml:space="preserve">Embarrassing</w:t>
             </w:r>
           </w:p>
         </w:tc>
@@ -4995,76 +4955,101 @@
         </w:tc>
         <w:tc>
           <w:tcPr>
-            <w:tcW w:type="dxa" w:w="2600"/>
-            <w:tcMar>
-              <w:top w:type="dxa" w:w="60"/>
-              <w:left w:type="dxa" w:w="90"/>
-              <w:bottom w:type="dxa" w:w="60"/>
-              <w:right w:type="dxa" w:w="90"/>
-            </w:tcMar>
-          </w:tcPr>
-          <w:p>
-            <w:pPr>
-              <w:spacing w:after="0"/>
-            </w:pPr>
-            <w:r>
-              <w:rPr>
-                <w:b w:val="false"/>
-                <w:bCs w:val="false"/>
-                <w:sz w:val="19"/>
-                <w:szCs w:val="19"/>
-              </w:rPr>
-              <w:t xml:space="preserve"/>
-            </w:r>
-          </w:p>
-        </w:tc>
-        <w:tc>
-          <w:tcPr>
-            <w:tcW w:type="dxa" w:w="2000"/>
-            <w:tcMar>
-              <w:top w:type="dxa" w:w="60"/>
-              <w:left w:type="dxa" w:w="90"/>
-              <w:bottom w:type="dxa" w:w="60"/>
-              <w:right w:type="dxa" w:w="90"/>
-            </w:tcMar>
-          </w:tcPr>
-          <w:p>
-            <w:pPr>
-              <w:spacing w:after="0"/>
-            </w:pPr>
-            <w:r>
-              <w:rPr>
-                <w:b w:val="false"/>
-                <w:bCs w:val="false"/>
-                <w:sz w:val="19"/>
-                <w:szCs w:val="19"/>
-              </w:rPr>
-              <w:t xml:space="preserve"/>
-            </w:r>
-          </w:p>
-        </w:tc>
-        <w:tc>
-          <w:tcPr>
-            <w:tcW w:type="dxa" w:w="2000"/>
-            <w:tcMar>
-              <w:top w:type="dxa" w:w="60"/>
-              <w:left w:type="dxa" w:w="90"/>
-              <w:bottom w:type="dxa" w:w="60"/>
-              <w:right w:type="dxa" w:w="90"/>
-            </w:tcMar>
-          </w:tcPr>
-          <w:p>
-            <w:pPr>
-              <w:spacing w:after="0"/>
-            </w:pPr>
-            <w:r>
-              <w:rPr>
-                <w:b w:val="false"/>
-                <w:bCs w:val="false"/>
-                <w:sz w:val="19"/>
-                <w:szCs w:val="19"/>
-              </w:rPr>
-              <w:t xml:space="preserve"/>
+            <w:tcW w:type="dxa" w:w="1400"/>
+            <w:tcMar>
+              <w:top w:type="dxa" w:w="60"/>
+              <w:left w:type="dxa" w:w="90"/>
+              <w:bottom w:type="dxa" w:w="60"/>
+              <w:right w:type="dxa" w:w="90"/>
+            </w:tcMar>
+          </w:tcPr>
+          <w:p>
+            <w:pPr>
+              <w:spacing w:after="0"/>
+            </w:pPr>
+            <w:r>
+              <w:rPr>
+                <w:b w:val="false"/>
+                <w:bCs w:val="false"/>
+                <w:sz w:val="19"/>
+                <w:szCs w:val="19"/>
+              </w:rPr>
+              <w:t xml:space="preserve">25</w:t>
+            </w:r>
+          </w:p>
+        </w:tc>
+        <w:tc>
+          <w:tcPr>
+            <w:tcW w:type="dxa" w:w="2400"/>
+            <w:tcMar>
+              <w:top w:type="dxa" w:w="60"/>
+              <w:left w:type="dxa" w:w="90"/>
+              <w:bottom w:type="dxa" w:w="60"/>
+              <w:right w:type="dxa" w:w="90"/>
+            </w:tcMar>
+          </w:tcPr>
+          <w:p>
+            <w:pPr>
+              <w:spacing w:after="0"/>
+            </w:pPr>
+            <w:r>
+              <w:rPr>
+                <w:b w:val="false"/>
+                <w:bCs w:val="false"/>
+                <w:sz w:val="19"/>
+                <w:szCs w:val="19"/>
+              </w:rPr>
+              <w:t xml:space="preserve">1.52</w:t>
+            </w:r>
+          </w:p>
+        </w:tc>
+        <w:tc>
+          <w:tcPr>
+            <w:tcW w:type="dxa" w:w="1400"/>
+            <w:tcMar>
+              <w:top w:type="dxa" w:w="60"/>
+              <w:left w:type="dxa" w:w="90"/>
+              <w:bottom w:type="dxa" w:w="60"/>
+              <w:right w:type="dxa" w:w="90"/>
+            </w:tcMar>
+          </w:tcPr>
+          <w:p>
+            <w:pPr>
+              <w:spacing w:after="0"/>
+            </w:pPr>
+            <w:r>
+              <w:rPr>
+                <w:b w:val="false"/>
+                <w:bCs w:val="false"/>
+                <w:sz w:val="19"/>
+                <w:szCs w:val="19"/>
+              </w:rPr>
+              <w:t xml:space="preserve">8%</w:t>
+            </w:r>
+          </w:p>
+        </w:tc>
+        <w:tc>
+          <w:tcPr>
+            <w:tcW w:type="dxa" w:w="1400"/>
+            <w:tcMar>
+              <w:top w:type="dxa" w:w="60"/>
+              <w:left w:type="dxa" w:w="90"/>
+              <w:bottom w:type="dxa" w:w="60"/>
+              <w:right w:type="dxa" w:w="90"/>
+            </w:tcMar>
+          </w:tcPr>
+          <w:p>
+            <w:pPr>
+              <w:spacing w:after="0"/>
+            </w:pPr>
+            <w:r>
+              <w:rPr>
+                <w:b w:val="false"/>
+                <w:bCs w:val="false"/>
+                <w:sz w:val="19"/>
+                <w:szCs w:val="19"/>
+              </w:rPr>
+              <w:t xml:space="preserve">0%</w:t>
             </w:r>
           </w:p>
         </w:tc>
@@ -5097,81 +5082,171 @@
         </w:tc>
         <w:tc>
           <w:tcPr>
-            <w:tcW w:type="dxa" w:w="2600"/>
-            <w:tcMar>
-              <w:top w:type="dxa" w:w="60"/>
-              <w:left w:type="dxa" w:w="90"/>
-              <w:bottom w:type="dxa" w:w="60"/>
-              <w:right w:type="dxa" w:w="90"/>
-            </w:tcMar>
-          </w:tcPr>
-          <w:p>
-            <w:pPr>
-              <w:spacing w:after="0"/>
-            </w:pPr>
-            <w:r>
-              <w:rPr>
-                <w:b w:val="false"/>
-                <w:bCs w:val="false"/>
-                <w:sz w:val="19"/>
-                <w:szCs w:val="19"/>
-              </w:rPr>
-              <w:t xml:space="preserve"/>
-            </w:r>
-          </w:p>
-        </w:tc>
-        <w:tc>
-          <w:tcPr>
-            <w:tcW w:type="dxa" w:w="2000"/>
-            <w:tcMar>
-              <w:top w:type="dxa" w:w="60"/>
-              <w:left w:type="dxa" w:w="90"/>
-              <w:bottom w:type="dxa" w:w="60"/>
-              <w:right w:type="dxa" w:w="90"/>
-            </w:tcMar>
-          </w:tcPr>
-          <w:p>
-            <w:pPr>
-              <w:spacing w:after="0"/>
-            </w:pPr>
-            <w:r>
-              <w:rPr>
-                <w:b w:val="false"/>
-                <w:bCs w:val="false"/>
-                <w:sz w:val="19"/>
-                <w:szCs w:val="19"/>
-              </w:rPr>
-              <w:t xml:space="preserve"/>
-            </w:r>
-          </w:p>
-        </w:tc>
-        <w:tc>
-          <w:tcPr>
-            <w:tcW w:type="dxa" w:w="2000"/>
-            <w:tcMar>
-              <w:top w:type="dxa" w:w="60"/>
-              <w:left w:type="dxa" w:w="90"/>
-              <w:bottom w:type="dxa" w:w="60"/>
-              <w:right w:type="dxa" w:w="90"/>
-            </w:tcMar>
-          </w:tcPr>
-          <w:p>
-            <w:pPr>
-              <w:spacing w:after="0"/>
-            </w:pPr>
-            <w:r>
-              <w:rPr>
-                <w:b w:val="false"/>
-                <w:bCs w:val="false"/>
-                <w:sz w:val="19"/>
-                <w:szCs w:val="19"/>
-              </w:rPr>
-              <w:t xml:space="preserve"/>
+            <w:tcW w:type="dxa" w:w="1400"/>
+            <w:tcMar>
+              <w:top w:type="dxa" w:w="60"/>
+              <w:left w:type="dxa" w:w="90"/>
+              <w:bottom w:type="dxa" w:w="60"/>
+              <w:right w:type="dxa" w:w="90"/>
+            </w:tcMar>
+          </w:tcPr>
+          <w:p>
+            <w:pPr>
+              <w:spacing w:after="0"/>
+            </w:pPr>
+            <w:r>
+              <w:rPr>
+                <w:b w:val="false"/>
+                <w:bCs w:val="false"/>
+                <w:sz w:val="19"/>
+                <w:szCs w:val="19"/>
+              </w:rPr>
+              <w:t xml:space="preserve">19</w:t>
+            </w:r>
+          </w:p>
+        </w:tc>
+        <w:tc>
+          <w:tcPr>
+            <w:tcW w:type="dxa" w:w="2400"/>
+            <w:tcMar>
+              <w:top w:type="dxa" w:w="60"/>
+              <w:left w:type="dxa" w:w="90"/>
+              <w:bottom w:type="dxa" w:w="60"/>
+              <w:right w:type="dxa" w:w="90"/>
+            </w:tcMar>
+          </w:tcPr>
+          <w:p>
+            <w:pPr>
+              <w:spacing w:after="0"/>
+            </w:pPr>
+            <w:r>
+              <w:rPr>
+                <w:b w:val="false"/>
+                <w:bCs w:val="false"/>
+                <w:sz w:val="19"/>
+                <w:szCs w:val="19"/>
+              </w:rPr>
+              <w:t xml:space="preserve">1.58</w:t>
+            </w:r>
+          </w:p>
+        </w:tc>
+        <w:tc>
+          <w:tcPr>
+            <w:tcW w:type="dxa" w:w="1400"/>
+            <w:tcMar>
+              <w:top w:type="dxa" w:w="60"/>
+              <w:left w:type="dxa" w:w="90"/>
+              <w:bottom w:type="dxa" w:w="60"/>
+              <w:right w:type="dxa" w:w="90"/>
+            </w:tcMar>
+          </w:tcPr>
+          <w:p>
+            <w:pPr>
+              <w:spacing w:after="0"/>
+            </w:pPr>
+            <w:r>
+              <w:rPr>
+                <w:b w:val="false"/>
+                <w:bCs w:val="false"/>
+                <w:sz w:val="19"/>
+                <w:szCs w:val="19"/>
+              </w:rPr>
+              <w:t xml:space="preserve">11%</w:t>
+            </w:r>
+          </w:p>
+        </w:tc>
+        <w:tc>
+          <w:tcPr>
+            <w:tcW w:type="dxa" w:w="1400"/>
+            <w:tcMar>
+              <w:top w:type="dxa" w:w="60"/>
+              <w:left w:type="dxa" w:w="90"/>
+              <w:bottom w:type="dxa" w:w="60"/>
+              <w:right w:type="dxa" w:w="90"/>
+            </w:tcMar>
+          </w:tcPr>
+          <w:p>
+            <w:pPr>
+              <w:spacing w:after="0"/>
+            </w:pPr>
+            <w:r>
+              <w:rPr>
+                <w:b w:val="false"/>
+                <w:bCs w:val="false"/>
+                <w:sz w:val="19"/>
+                <w:szCs w:val="19"/>
+              </w:rPr>
+              <w:t xml:space="preserve">0%</w:t>
             </w:r>
           </w:p>
         </w:tc>
       </w:tr>
     </w:tbl>
+    <w:p>
+      <w:pPr>
+        <w:pStyle w:val="ListParagraph"/>
+        <w:numPr>
+          <w:ilvl w:val="0"/>
+          <w:numId w:val="1"/>
+        </w:numPr>
+        <w:spacing w:after="80"/>
+      </w:pPr>
+      <w:r>
+        <w:t xml:space="preserve">Relevance is a tie: 1.52 against 1.58. The donated signals did not rank better, they produced more — 25 rated recommendations against 19.</w:t>
+      </w:r>
+    </w:p>
+    <w:p>
+      <w:pPr>
+        <w:pStyle w:val="ListParagraph"/>
+        <w:numPr>
+          <w:ilvl w:val="0"/>
+          <w:numId w:val="1"/>
+        </w:numPr>
+        <w:spacing w:after="80"/>
+      </w:pPr>
+      <w:r>
+        <w:t xml:space="preserve">Nothing was rated embarrassing, across all 30 items and relationships from a brother at graduation to a colleague starting a job. The per-relationship thresholds worked.</w:t>
+      </w:r>
+    </w:p>
+    <w:p>
+      <w:pPr>
+        <w:pStyle w:val="ListParagraph"/>
+        <w:numPr>
+          <w:ilvl w:val="0"/>
+          <w:numId w:val="1"/>
+        </w:numPr>
+        <w:spacing w:after="80"/>
+      </w:pPr>
+      <w:r>
+        <w:t xml:space="preserve">28 of 30 items were rated 1 or 2, so the pipeline reliably produces plausible gifts.</w:t>
+      </w:r>
+    </w:p>
+    <w:p>
+      <w:pPr>
+        <w:pStyle w:val="ListParagraph"/>
+        <w:numPr>
+          <w:ilvl w:val="0"/>
+          <w:numId w:val="1"/>
+        </w:numPr>
+        <w:spacing w:after="80"/>
+      </w:pPr>
+      <w:r>
+        <w:t xml:space="preserve">Only 2 of 25 full-pipeline ratings were called delightful. The recommendations are safe rather than surprising, which points at the weights: novelty carries 0.10 against 0.35 for giftability and budget fit combined. P2 treats delight as a target, not a bonus.</w:t>
+      </w:r>
+    </w:p>
+    <w:p>
+      <w:pPr>
+        <w:pStyle w:val="ListParagraph"/>
+        <w:numPr>
+          <w:ilvl w:val="0"/>
+          <w:numId w:val="1"/>
+        </w:numPr>
+        <w:spacing w:after="80"/>
+      </w:pPr>
+      <w:r>
+        <w:t xml:space="preserve">The two items rated 0 were both for Sara, both from the full pipeline, and both outdoor gear pulled in by her travel interest — the catalog files city travel and camping under one key. That is a taxonomy fault, not a ranking fault, and no objective metric caught it.</w:t>
+      </w:r>
+    </w:p>
     <w:p>
       <w:pPr>
         <w:spacing w:after="120" w:before="100"/>
@@ -5184,7 +5259,7 @@
           <w:sz w:val="18"/>
           <w:szCs w:val="18"/>
         </w:rPr>
-        <w:t xml:space="preserve">Five recipients and three raters is a small sample, and the recipients are invented by the same team that built the system. Treat the outcome as an indication of direction, not as evidence of accuracy.</w:t>
+        <w:t xml:space="preserve">Five recipients and 1 rater, with the rater also the builder. Read the numbers as direction, not accuracy.</w:t>
       </w:r>
     </w:p>
     <w:p>
@@ -6098,7 +6173,33 @@
         <w:spacing w:after="80"/>
       </w:pPr>
       <w:r>
-        <w:t xml:space="preserve">Run the human evaluation, then decide whether a giftability floor is needed for thin candidate pools.</w:t>
+        <w:t xml:space="preserve">Raise the novelty weight: the ratings say the recommendations are safe rather than delightful.</w:t>
+      </w:r>
+    </w:p>
+    <w:p>
+      <w:pPr>
+        <w:pStyle w:val="ListParagraph"/>
+        <w:numPr>
+          <w:ilvl w:val="0"/>
+          <w:numId w:val="1"/>
+        </w:numPr>
+        <w:spacing w:after="80"/>
+      </w:pPr>
+      <w:r>
+        <w:t xml:space="preserve">Split the travel interest key into city travel and outdoor adventure — it produced both zero-rated items.</w:t>
+      </w:r>
+    </w:p>
+    <w:p>
+      <w:pPr>
+        <w:pStyle w:val="ListParagraph"/>
+        <w:numPr>
+          <w:ilvl w:val="0"/>
+          <w:numId w:val="1"/>
+        </w:numPr>
+        <w:spacing w:after="80"/>
+      </w:pPr>
+      <w:r>
+        <w:t xml:space="preserve">Repeat the evaluation with three independent raters, ideally people who did not build the system.</w:t>
       </w:r>
     </w:p>
     <w:p>
@@ -6438,7 +6539,7 @@
                 <w:sz w:val="19"/>
                 <w:szCs w:val="19"/>
               </w:rPr>
-              <w:t xml:space="preserve">Runs end to end over five recipients with 14 passing tests. Objective metrics are complete; the human ratings are collected by a blind sheet and are not yet filled in.</w:t>
+              <w:t xml:space="preserve">Runs end to end over five recipients with 14 passing tests. Objective metrics complete, and all 30 recommendations rated against a blind sheet: relevance 1.52 full against 1.58 baseline, nothing embarrassing, 28 of 30 plausible or better. Reported as a single-rater pilot.</w:t>
             </w:r>
           </w:p>
         </w:tc>
